--- a/hadoop and spark/hadoop and spark.docx
+++ b/hadoop and spark/hadoop and spark.docx
@@ -2,95 +2,6 @@
 <file path=word/document.xml><?xml version="1.0" encoding="utf-8"?>
 <w:document xmlns:wpc="http://schemas.microsoft.com/office/word/2010/wordprocessingCanvas" xmlns:cx="http://schemas.microsoft.com/office/drawing/2014/chartex" xmlns:cx1="http://schemas.microsoft.com/office/drawing/2015/9/8/chartex" xmlns:cx2="http://schemas.microsoft.com/office/drawing/2015/10/21/chartex" xmlns:cx3="http://schemas.microsoft.com/office/drawing/2016/5/9/chartex" xmlns:cx4="http://schemas.microsoft.com/office/drawing/2016/5/10/chartex" xmlns:cx5="http://schemas.microsoft.com/office/drawing/2016/5/11/chartex" xmlns:cx6="http://schemas.microsoft.com/office/drawing/2016/5/12/chartex" xmlns:cx7="http://schemas.microsoft.com/office/drawing/2016/5/13/chartex" xmlns:cx8="http://schemas.microsoft.com/office/drawing/2016/5/14/chartex" xmlns:mc="http://schemas.openxmlformats.org/markup-compatibility/2006" xmlns:aink="http://schemas.microsoft.com/office/drawing/2016/ink" xmlns:am3d="http://schemas.microsoft.com/office/drawing/2017/model3d" xmlns:o="urn:schemas-microsoft-com:office:office" xmlns:oel="http://schemas.microsoft.com/office/2019/extlst" xmlns:r="http://schemas.openxmlformats.org/officeDocument/2006/relationships" xmlns:m="http://schemas.openxmlformats.org/officeDocument/2006/math" xmlns:v="urn:schemas-microsoft-com:vml" xmlns:wp14="http://schemas.microsoft.com/office/word/2010/wordprocessingDrawing" xmlns:wp="http://schemas.openxmlformats.org/drawingml/2006/wordprocessingDrawing" xmlns:w10="urn:schemas-microsoft-com:office:word" xmlns:w="http://schemas.openxmlformats.org/wordprocessingml/2006/main" xmlns:w14="http://schemas.microsoft.com/office/word/2010/wordml" xmlns:w15="http://schemas.microsoft.com/office/word/2012/wordml" xmlns:w16cex="http://schemas.microsoft.com/office/word/2018/wordml/cex" xmlns:w16cid="http://schemas.microsoft.com/office/word/2016/wordml/cid" xmlns:w16="http://schemas.microsoft.com/office/word/2018/wordml" xmlns:w16du="http://schemas.microsoft.com/office/word/2023/wordml/word16du" xmlns:w16sdtdh="http://schemas.microsoft.com/office/word/2020/wordml/sdtdatahash" xmlns:w16sdtfl="http://schemas.microsoft.com/office/word/2024/wordml/sdtformatlock" xmlns:w16se="http://schemas.microsoft.com/office/word/2015/wordml/symex" xmlns:wpg="http://schemas.microsoft.com/office/word/2010/wordprocessingGroup" xmlns:wpi="http://schemas.microsoft.com/office/word/2010/wordprocessingInk" xmlns:wne="http://schemas.microsoft.com/office/word/2006/wordml" xmlns:wps="http://schemas.microsoft.com/office/word/2010/wordprocessingShape" mc:Ignorable="w14 w15 w16se w16cid w16 w16cex w16sdtdh w16sdtfl w16du wp14">
   <w:body>
-    <w:p>
-      <w:pPr>
-        <w:pStyle w:val="ListParagraph"/>
-        <w:numPr>
-          <w:ilvl w:val="0"/>
-          <w:numId w:val="2"/>
-        </w:numPr>
-        <w:spacing w:after="0"/>
-        <w:rPr>
-          <w:rStyle w:val="Hyperlink"/>
-          <w:color w:val="auto"/>
-          <w:u w:val="none"/>
-        </w:rPr>
-      </w:pPr>
-      <w:r>
-        <w:rPr>
-          <w:rStyle w:val="Hyperlink"/>
-          <w:color w:val="auto"/>
-          <w:u w:val="none"/>
-        </w:rPr>
-        <w:t>VirtualBox VM credentials:</w:t>
-      </w:r>
-    </w:p>
-    <w:p>
-      <w:pPr>
-        <w:pStyle w:val="ListParagraph"/>
-        <w:numPr>
-          <w:ilvl w:val="1"/>
-          <w:numId w:val="2"/>
-        </w:numPr>
-        <w:spacing w:after="0"/>
-        <w:rPr>
-          <w:rStyle w:val="Hyperlink"/>
-          <w:color w:val="auto"/>
-          <w:u w:val="none"/>
-        </w:rPr>
-      </w:pPr>
-      <w:r>
-        <w:rPr>
-          <w:rStyle w:val="Hyperlink"/>
-          <w:color w:val="auto"/>
-          <w:u w:val="none"/>
-        </w:rPr>
-        <w:t>mbulka</w:t>
-      </w:r>
-    </w:p>
-    <w:p>
-      <w:pPr>
-        <w:pStyle w:val="ListParagraph"/>
-        <w:numPr>
-          <w:ilvl w:val="1"/>
-          <w:numId w:val="2"/>
-        </w:numPr>
-        <w:spacing w:after="0"/>
-        <w:rPr>
-          <w:rStyle w:val="Hyperlink"/>
-          <w:color w:val="auto"/>
-          <w:u w:val="none"/>
-        </w:rPr>
-      </w:pPr>
-      <w:r>
-        <w:rPr>
-          <w:rStyle w:val="Hyperlink"/>
-          <w:color w:val="auto"/>
-          <w:u w:val="none"/>
-        </w:rPr>
-        <w:t>mbulka</w:t>
-      </w:r>
-    </w:p>
-    <w:p>
-      <w:pPr>
-        <w:spacing w:after="0"/>
-        <w:rPr>
-          <w:rStyle w:val="Hyperlink"/>
-          <w:color w:val="auto"/>
-          <w:u w:val="none"/>
-        </w:rPr>
-      </w:pPr>
-    </w:p>
-    <w:p>
-      <w:pPr>
-        <w:spacing w:after="0"/>
-        <w:rPr>
-          <w:rStyle w:val="Hyperlink"/>
-          <w:color w:val="auto"/>
-          <w:u w:val="none"/>
-        </w:rPr>
-      </w:pPr>
-    </w:p>
     <w:p>
       <w:pPr>
         <w:pStyle w:val="Heading1"/>
@@ -248,22 +159,32 @@
     </w:p>
     <w:p>
       <w:pPr>
+        <w:pStyle w:val="Heading1"/>
+      </w:pPr>
+      <w:r>
+        <w:t>Multi node hadoop set up</w:t>
+      </w:r>
+    </w:p>
+    <w:p>
+      <w:pPr>
+        <w:rPr>
+          <w:b/>
+          <w:bCs/>
+        </w:rPr>
+      </w:pPr>
+      <w:r>
+        <w:rPr>
+          <w:b/>
+          <w:bCs/>
+        </w:rPr>
+        <w:t>The best materials:</w:t>
+      </w:r>
+    </w:p>
+    <w:p>
+      <w:pPr>
         <w:pStyle w:val="ListParagraph"/>
         <w:numPr>
           <w:ilvl w:val="0"/>
-          <w:numId w:val="3"/>
-        </w:numPr>
-        <w:spacing w:after="0"/>
-      </w:pPr>
-      <w:r>
-        <w:t>Multi node hadoop set up:</w:t>
-      </w:r>
-    </w:p>
-    <w:p>
-      <w:pPr>
-        <w:pStyle w:val="ListParagraph"/>
-        <w:numPr>
-          <w:ilvl w:val="1"/>
           <w:numId w:val="3"/>
         </w:numPr>
         <w:spacing w:after="0"/>
@@ -284,12 +205,147 @@
       <w:pPr>
         <w:pStyle w:val="ListParagraph"/>
         <w:numPr>
-          <w:ilvl w:val="1"/>
+          <w:ilvl w:val="0"/>
           <w:numId w:val="3"/>
         </w:numPr>
         <w:spacing w:after="0"/>
       </w:pPr>
       <w:hyperlink r:id="rId11" w:history="1">
+        <w:r>
+          <w:rPr>
+            <w:rStyle w:val="Hyperlink"/>
+          </w:rPr>
+          <w:t>https://www.cloudduggu.com/hadoop/installation-multi-node-cluster/</w:t>
+        </w:r>
+      </w:hyperlink>
+      <w:r>
+        <w:t xml:space="preserve"> - </w:t>
+      </w:r>
+      <w:r>
+        <w:t>multi node hadoop set up without docker</w:t>
+      </w:r>
+    </w:p>
+    <w:p>
+      <w:pPr>
+        <w:pStyle w:val="ListParagraph"/>
+        <w:numPr>
+          <w:ilvl w:val="0"/>
+          <w:numId w:val="3"/>
+        </w:numPr>
+        <w:spacing w:after="0"/>
+      </w:pPr>
+      <w:hyperlink r:id="rId12" w:history="1">
+        <w:r>
+          <w:rPr>
+            <w:rStyle w:val="Hyperlink"/>
+          </w:rPr>
+          <w:t>https://www.confessionsofadataguy.com/create-your-very-own-apache-spark-hadoop-cluster-then-do-something-with-it/</w:t>
+        </w:r>
+      </w:hyperlink>
+      <w:r>
+        <w:t xml:space="preserve"> -</w:t>
+      </w:r>
+      <w:r>
+        <w:t xml:space="preserve"> Setup of both Hadoop and Spark.</w:t>
+      </w:r>
+      <w:r>
+        <w:t xml:space="preserve"> there is no info about on which nodes (servers) execute which commands in terminal for setting up hadoop. But the part for Spark seems fine.</w:t>
+      </w:r>
+    </w:p>
+    <w:p>
+      <w:pPr>
+        <w:spacing w:after="0"/>
+      </w:pPr>
+    </w:p>
+    <w:p>
+      <w:pPr>
+        <w:spacing w:after="0"/>
+        <w:rPr>
+          <w:b/>
+          <w:bCs/>
+        </w:rPr>
+      </w:pPr>
+      <w:r>
+        <w:rPr>
+          <w:b/>
+          <w:bCs/>
+        </w:rPr>
+        <w:t>Official documentation:</w:t>
+      </w:r>
+    </w:p>
+    <w:p>
+      <w:pPr>
+        <w:pStyle w:val="ListParagraph"/>
+        <w:numPr>
+          <w:ilvl w:val="0"/>
+          <w:numId w:val="2"/>
+        </w:numPr>
+        <w:spacing w:after="0"/>
+      </w:pPr>
+      <w:r>
+        <w:t xml:space="preserve">Hadoop official documentation about cluster setup: </w:t>
+      </w:r>
+      <w:hyperlink r:id="rId13" w:history="1">
+        <w:r>
+          <w:rPr>
+            <w:rStyle w:val="Hyperlink"/>
+          </w:rPr>
+          <w:t>hadoop.apache.org</w:t>
+        </w:r>
+      </w:hyperlink>
+    </w:p>
+    <w:p>
+      <w:pPr>
+        <w:pStyle w:val="ListParagraph"/>
+        <w:numPr>
+          <w:ilvl w:val="0"/>
+          <w:numId w:val="2"/>
+        </w:numPr>
+        <w:spacing w:after="0"/>
+      </w:pPr>
+      <w:r>
+        <w:t xml:space="preserve">Hadoop official HDFS guide: </w:t>
+      </w:r>
+      <w:hyperlink r:id="rId14" w:anchor="Related_Documentation" w:history="1">
+        <w:r>
+          <w:rPr>
+            <w:rStyle w:val="Hyperlink"/>
+          </w:rPr>
+          <w:t>hadoop.apache.org</w:t>
+        </w:r>
+      </w:hyperlink>
+    </w:p>
+    <w:p>
+      <w:pPr>
+        <w:spacing w:after="0"/>
+      </w:pPr>
+    </w:p>
+    <w:p>
+      <w:pPr>
+        <w:spacing w:after="0"/>
+        <w:rPr>
+          <w:b/>
+          <w:bCs/>
+        </w:rPr>
+      </w:pPr>
+      <w:r>
+        <w:rPr>
+          <w:b/>
+          <w:bCs/>
+        </w:rPr>
+        <w:t>Other materials:</w:t>
+      </w:r>
+    </w:p>
+    <w:p>
+      <w:pPr>
+        <w:pStyle w:val="ListParagraph"/>
+        <w:numPr>
+          <w:ilvl w:val="0"/>
+          <w:numId w:val="3"/>
+        </w:numPr>
+        <w:spacing w:after="0"/>
+      </w:pPr>
+      <w:hyperlink r:id="rId15" w:history="1">
         <w:r>
           <w:rPr>
             <w:rStyle w:val="Hyperlink"/>
@@ -298,19 +354,29 @@
         </w:r>
       </w:hyperlink>
       <w:r>
-        <w:t xml:space="preserve"> - medium article about multi node hadoop and spark set up with docker (I think there is no explain how to run it on multiple nodes and connect them)</w:t>
+        <w:t xml:space="preserve"> - medium article about multi node hadoop and spark set up with docker</w:t>
+      </w:r>
+      <w:r>
+        <w:t xml:space="preserve">. It creates multiple data nodes as </w:t>
+      </w:r>
+      <w:r>
+        <w:lastRenderedPageBreak/>
+        <w:t>separate docker containers but everything is running on a single machine</w:t>
+      </w:r>
+      <w:r>
+        <w:t xml:space="preserve"> using docker compose.</w:t>
       </w:r>
     </w:p>
     <w:p>
       <w:pPr>
         <w:pStyle w:val="ListParagraph"/>
         <w:numPr>
-          <w:ilvl w:val="1"/>
+          <w:ilvl w:val="0"/>
           <w:numId w:val="3"/>
         </w:numPr>
         <w:spacing w:after="0"/>
       </w:pPr>
-      <w:hyperlink r:id="rId12" w:history="1">
+      <w:hyperlink r:id="rId16" w:history="1">
         <w:r>
           <w:rPr>
             <w:rStyle w:val="Hyperlink"/>
@@ -319,19 +385,28 @@
         </w:r>
       </w:hyperlink>
       <w:r>
-        <w:t xml:space="preserve"> - hadoop multi node set up. I think there is a missing piece about generating ssh keys in the repo.</w:t>
+        <w:t xml:space="preserve"> - hadoop multi node set up. </w:t>
+      </w:r>
+      <w:r>
+        <w:t>T</w:t>
+      </w:r>
+      <w:r>
+        <w:t>here is a missing piece about generating ssh keys.</w:t>
+      </w:r>
+      <w:r>
+        <w:t xml:space="preserve"> Here different data nodes are created in a separate docker containers and all of them are running on a single machine. Docker compose is not used so some additional task related to networks in Docker are required.</w:t>
       </w:r>
     </w:p>
     <w:p>
       <w:pPr>
         <w:pStyle w:val="ListParagraph"/>
         <w:numPr>
-          <w:ilvl w:val="1"/>
+          <w:ilvl w:val="0"/>
           <w:numId w:val="3"/>
         </w:numPr>
         <w:spacing w:after="0"/>
       </w:pPr>
-      <w:hyperlink r:id="rId13" w:history="1">
+      <w:hyperlink r:id="rId17" w:history="1">
         <w:r>
           <w:rPr>
             <w:rStyle w:val="Hyperlink"/>
@@ -345,6 +420,29 @@
     </w:p>
     <w:p>
       <w:pPr>
+        <w:pStyle w:val="Heading1"/>
+      </w:pPr>
+      <w:r>
+        <w:t>Multi node spark set up</w:t>
+      </w:r>
+    </w:p>
+    <w:p>
+      <w:pPr>
+        <w:rPr>
+          <w:b/>
+          <w:bCs/>
+        </w:rPr>
+      </w:pPr>
+      <w:r>
+        <w:rPr>
+          <w:b/>
+          <w:bCs/>
+        </w:rPr>
+        <w:t>The best materials:</w:t>
+      </w:r>
+    </w:p>
+    <w:p>
+      <w:pPr>
         <w:pStyle w:val="ListParagraph"/>
         <w:numPr>
           <w:ilvl w:val="0"/>
@@ -352,20 +450,71 @@
         </w:numPr>
         <w:spacing w:after="0"/>
       </w:pPr>
-      <w:r>
-        <w:t>Multi node spark set up:</w:t>
+      <w:hyperlink r:id="rId18" w:history="1">
+        <w:r>
+          <w:rPr>
+            <w:rStyle w:val="Hyperlink"/>
+          </w:rPr>
+          <w:t>https://www.cloudduggu.com/spark/installation-multi-node/</w:t>
+        </w:r>
+      </w:hyperlink>
+      <w:r>
+        <w:t xml:space="preserve"> - spark multi node set up</w:t>
+      </w:r>
+      <w:r>
+        <w:t xml:space="preserve"> with hadoop</w:t>
+      </w:r>
+      <w:r>
+        <w:t>.</w:t>
       </w:r>
     </w:p>
     <w:p>
       <w:pPr>
         <w:pStyle w:val="ListParagraph"/>
         <w:numPr>
-          <w:ilvl w:val="1"/>
+          <w:ilvl w:val="0"/>
           <w:numId w:val="3"/>
         </w:numPr>
         <w:spacing w:after="0"/>
       </w:pPr>
-      <w:hyperlink r:id="rId14" w:history="1">
+      <w:hyperlink r:id="rId19" w:history="1">
+        <w:r>
+          <w:rPr>
+            <w:rStyle w:val="Hyperlink"/>
+          </w:rPr>
+          <w:t>https://www.confessionsofadataguy.com/create-your-very-own-apache-spark-hadoop-cluster-then-do-something-with-it/</w:t>
+        </w:r>
+      </w:hyperlink>
+      <w:r>
+        <w:t xml:space="preserve"> - Setup of both Hadoop and Spark. there is no info about on which nodes (servers) execute which commands in terminal for setting up hadoop. But the part for Spark seems fine.</w:t>
+      </w:r>
+    </w:p>
+    <w:p>
+      <w:pPr>
+        <w:spacing w:after="0"/>
+        <w:rPr>
+          <w:b/>
+          <w:bCs/>
+        </w:rPr>
+      </w:pPr>
+      <w:r>
+        <w:rPr>
+          <w:b/>
+          <w:bCs/>
+        </w:rPr>
+        <w:t>Other materials:</w:t>
+      </w:r>
+    </w:p>
+    <w:p>
+      <w:pPr>
+        <w:pStyle w:val="ListParagraph"/>
+        <w:numPr>
+          <w:ilvl w:val="0"/>
+          <w:numId w:val="3"/>
+        </w:numPr>
+        <w:spacing w:after="0"/>
+      </w:pPr>
+      <w:hyperlink r:id="rId20" w:history="1">
         <w:r>
           <w:rPr>
             <w:rStyle w:val="Hyperlink"/>
@@ -381,12 +530,12 @@
       <w:pPr>
         <w:pStyle w:val="ListParagraph"/>
         <w:numPr>
-          <w:ilvl w:val="1"/>
+          <w:ilvl w:val="0"/>
           <w:numId w:val="3"/>
         </w:numPr>
         <w:spacing w:after="0"/>
       </w:pPr>
-      <w:hyperlink r:id="rId15" w:history="1">
+      <w:hyperlink r:id="rId21" w:history="1">
         <w:r>
           <w:rPr>
             <w:rStyle w:val="Hyperlink"/>
@@ -402,33 +551,12 @@
       <w:pPr>
         <w:pStyle w:val="ListParagraph"/>
         <w:numPr>
-          <w:ilvl w:val="1"/>
+          <w:ilvl w:val="0"/>
           <w:numId w:val="3"/>
         </w:numPr>
         <w:spacing w:after="0"/>
       </w:pPr>
-      <w:hyperlink r:id="rId16" w:history="1">
-        <w:r>
-          <w:rPr>
-            <w:rStyle w:val="Hyperlink"/>
-          </w:rPr>
-          <w:t>https://www.cloudduggu.com/spark/installation-multi-node/</w:t>
-        </w:r>
-      </w:hyperlink>
-      <w:r>
-        <w:t xml:space="preserve"> - spark multi node set up on hadoop</w:t>
-      </w:r>
-    </w:p>
-    <w:p>
-      <w:pPr>
-        <w:pStyle w:val="ListParagraph"/>
-        <w:numPr>
-          <w:ilvl w:val="1"/>
-          <w:numId w:val="3"/>
-        </w:numPr>
-        <w:spacing w:after="0"/>
-      </w:pPr>
-      <w:hyperlink r:id="rId17" w:history="1">
+      <w:hyperlink r:id="rId22" w:history="1">
         <w:r>
           <w:rPr>
             <w:rStyle w:val="Hyperlink"/>
@@ -442,12 +570,7 @@
     </w:p>
     <w:p>
       <w:pPr>
-        <w:pStyle w:val="ListParagraph"/>
-        <w:numPr>
-          <w:ilvl w:val="0"/>
-          <w:numId w:val="3"/>
-        </w:numPr>
-        <w:spacing w:after="0"/>
+        <w:pStyle w:val="Heading1"/>
       </w:pPr>
       <w:r>
         <w:t xml:space="preserve">Hadoop </w:t>
@@ -456,7 +579,7 @@
         <w:t xml:space="preserve">and Spark </w:t>
       </w:r>
       <w:r>
-        <w:t xml:space="preserve">theory: </w:t>
+        <w:t>theory</w:t>
       </w:r>
     </w:p>
     <w:p>
@@ -468,7 +591,7 @@
         </w:numPr>
         <w:spacing w:after="0"/>
       </w:pPr>
-      <w:hyperlink r:id="rId18" w:history="1">
+      <w:hyperlink r:id="rId23" w:history="1">
         <w:r>
           <w:rPr>
             <w:rStyle w:val="Hyperlink"/>
@@ -489,7 +612,7 @@
         </w:numPr>
         <w:spacing w:after="0"/>
       </w:pPr>
-      <w:hyperlink r:id="rId19" w:history="1">
+      <w:hyperlink r:id="rId24" w:history="1">
         <w:r>
           <w:rPr>
             <w:rStyle w:val="Hyperlink"/>
@@ -510,7 +633,7 @@
         </w:numPr>
         <w:spacing w:after="0"/>
       </w:pPr>
-      <w:hyperlink r:id="rId20" w:history="1">
+      <w:hyperlink r:id="rId25" w:history="1">
         <w:r>
           <w:rPr>
             <w:rStyle w:val="Hyperlink"/>
@@ -527,6 +650,7 @@
         <w:pStyle w:val="Heading1"/>
       </w:pPr>
       <w:r>
+        <w:lastRenderedPageBreak/>
         <w:t>Spark multinode setup</w:t>
       </w:r>
     </w:p>
@@ -534,7 +658,7 @@
       <w:r>
         <w:t xml:space="preserve">In this repo: </w:t>
       </w:r>
-      <w:hyperlink r:id="rId21" w:history="1">
+      <w:hyperlink r:id="rId26" w:history="1">
         <w:r>
           <w:rPr>
             <w:rStyle w:val="Hyperlink"/>
@@ -580,7 +704,7 @@
       <w:r>
         <w:t xml:space="preserve">We can use this repo: </w:t>
       </w:r>
-      <w:hyperlink r:id="rId22" w:history="1">
+      <w:hyperlink r:id="rId27" w:history="1">
         <w:r>
           <w:rPr>
             <w:rStyle w:val="Hyperlink"/>
@@ -2047,6 +2171,18 @@
       <w:shd w:val="clear" w:color="auto" w:fill="E1DFDD"/>
     </w:rPr>
   </w:style>
+  <w:style w:type="character" w:styleId="FollowedHyperlink">
+    <w:name w:val="FollowedHyperlink"/>
+    <w:basedOn w:val="DefaultParagraphFont"/>
+    <w:uiPriority w:val="99"/>
+    <w:semiHidden/>
+    <w:unhideWhenUsed/>
+    <w:rsid w:val="00660414"/>
+    <w:rPr>
+      <w:color w:val="96607D" w:themeColor="followedHyperlink"/>
+      <w:u w:val="single"/>
+    </w:rPr>
+  </w:style>
 </w:styles>
 </file>
 
